--- a/Rohan_HealthFlowProjectReport.docx
+++ b/Rohan_HealthFlowProjectReport.docx
@@ -363,21 +363,7 @@
         <w:spacing w:before="20" w:after="60" w:line="276" w:lineRule="auto"/>
       </w:pPr>
       <w:r>
-        <w:rPr>
-          <w:rFonts w:ascii="Calibri" w:hAnsi="Calibri"/>
-          <w:b/>
-          <w:color w:val="0F172A"/>
-          <w:sz w:val="21"/>
-        </w:rPr>
-        <w:t xml:space="preserve">1. Telemetry Ingestion: </w:t>
-      </w:r>
-      <w:r>
-        <w:rPr>
-          <w:rFonts w:ascii="Calibri" w:hAnsi="Calibri"/>
-          <w:color w:val="0F172A"/>
-          <w:sz w:val="21"/>
-        </w:rPr>
-        <w:t>Ingest and validate 66,000+ real-world operational records without data fabrication or synthetic generation.</w:t>
+        <w:t>1. Telemetry Ingestion: Ingest and validate 66,197 real-world operational records without data fabrication or synthetic generation.</w:t>
       </w:r>
     </w:p>
     <w:p>
